--- a/docs/lista_louvores/Textos_Louvores/PURIFICAÇÃO.docx
+++ b/docs/lista_louvores/Textos_Louvores/PURIFICAÇÃO.docx
@@ -1,541 +1,388 @@
 
 <file path=word/document.xml><?xml version="1.0" encoding="utf-8"?>
-<w:document xmlns:wpc="http://schemas.microsoft.com/office/word/2010/wordprocessingCanvas" xmlns:cx="http://schemas.microsoft.com/office/drawing/2014/chartex" xmlns:cx1="http://schemas.microsoft.com/office/drawing/2015/9/8/chartex" xmlns:cx2="http://schemas.microsoft.com/office/drawing/2015/10/21/chartex" xmlns:cx3="http://schemas.microsoft.com/office/drawing/2016/5/9/chartex" xmlns:cx4="http://schemas.microsoft.com/office/drawing/2016/5/10/chartex" xmlns:cx5="http://schemas.microsoft.com/office/drawing/2016/5/11/chartex" xmlns:cx6="http://schemas.microsoft.com/office/drawing/2016/5/12/chartex" xmlns:cx7="http://schemas.microsoft.com/office/drawing/2016/5/13/chartex" xmlns:cx8="http://schemas.microsoft.com/office/drawing/2016/5/14/chartex" xmlns:mc="http://schemas.openxmlformats.org/markup-compatibility/2006" xmlns:aink="http://schemas.microsoft.com/office/drawing/2016/ink" xmlns:am3d="http://schemas.microsoft.com/office/drawing/2017/model3d" xmlns:o="urn:schemas-microsoft-com:office:office" xmlns:r="http://schemas.openxmlformats.org/officeDocument/2006/relationships" xmlns:m="http://schemas.openxmlformats.org/officeDocument/2006/math" xmlns:v="urn:schemas-microsoft-com:vml" xmlns:wp14="http://schemas.microsoft.com/office/word/2010/wordprocessingDrawing" xmlns:wp="http://schemas.openxmlformats.org/drawingml/2006/wordprocessingDrawing" xmlns:w10="urn:schemas-microsoft-com:office:word" xmlns:w="http://schemas.openxmlformats.org/wordprocessingml/2006/main" xmlns:w14="http://schemas.microsoft.com/office/word/2010/wordml" xmlns:w15="http://schemas.microsoft.com/office/word/2012/wordml" xmlns:w16cid="http://schemas.microsoft.com/office/word/2016/wordml/cid" xmlns:w16se="http://schemas.microsoft.com/office/word/2015/wordml/symex" xmlns:wpg="http://schemas.microsoft.com/office/word/2010/wordprocessingGroup" xmlns:wpi="http://schemas.microsoft.com/office/word/2010/wordprocessingInk" xmlns:wne="http://schemas.microsoft.com/office/word/2006/wordml" xmlns:wps="http://schemas.microsoft.com/office/word/2010/wordprocessingShape" mc:Ignorable="w14 w15 w16se w16cid wp14">
+<w:document xmlns:wpc="http://schemas.microsoft.com/office/word/2010/wordprocessingCanvas" xmlns:cx="http://schemas.microsoft.com/office/drawing/2014/chartex" xmlns:cx1="http://schemas.microsoft.com/office/drawing/2015/9/8/chartex" xmlns:cx2="http://schemas.microsoft.com/office/drawing/2015/10/21/chartex" xmlns:cx3="http://schemas.microsoft.com/office/drawing/2016/5/9/chartex" xmlns:cx4="http://schemas.microsoft.com/office/drawing/2016/5/10/chartex" xmlns:cx5="http://schemas.microsoft.com/office/drawing/2016/5/11/chartex" xmlns:cx6="http://schemas.microsoft.com/office/drawing/2016/5/12/chartex" xmlns:cx7="http://schemas.microsoft.com/office/drawing/2016/5/13/chartex" xmlns:cx8="http://schemas.microsoft.com/office/drawing/2016/5/14/chartex" xmlns:mc="http://schemas.openxmlformats.org/markup-compatibility/2006" xmlns:aink="http://schemas.microsoft.com/office/drawing/2016/ink" xmlns:am3d="http://schemas.microsoft.com/office/drawing/2017/model3d" xmlns:o="urn:schemas-microsoft-com:office:office" xmlns:oel="http://schemas.microsoft.com/office/2019/extlst" xmlns:r="http://schemas.openxmlformats.org/officeDocument/2006/relationships" xmlns:m="http://schemas.openxmlformats.org/officeDocument/2006/math" xmlns:v="urn:schemas-microsoft-com:vml" xmlns:wp14="http://schemas.microsoft.com/office/word/2010/wordprocessingDrawing" xmlns:wp="http://schemas.openxmlformats.org/drawingml/2006/wordprocessingDrawing" xmlns:w10="urn:schemas-microsoft-com:office:word" xmlns:w="http://schemas.openxmlformats.org/wordprocessingml/2006/main" xmlns:w14="http://schemas.microsoft.com/office/word/2010/wordml" xmlns:w15="http://schemas.microsoft.com/office/word/2012/wordml" xmlns:w16cex="http://schemas.microsoft.com/office/word/2018/wordml/cex" xmlns:w16cid="http://schemas.microsoft.com/office/word/2016/wordml/cid" xmlns:w16="http://schemas.microsoft.com/office/word/2018/wordml" xmlns:w16du="http://schemas.microsoft.com/office/word/2023/wordml/word16du" xmlns:w16sdtdh="http://schemas.microsoft.com/office/word/2020/wordml/sdtdatahash" xmlns:w16sdtfl="http://schemas.microsoft.com/office/word/2024/wordml/sdtformatlock" xmlns:w16se="http://schemas.microsoft.com/office/word/2015/wordml/symex" xmlns:wpg="http://schemas.microsoft.com/office/word/2010/wordprocessingGroup" xmlns:wpi="http://schemas.microsoft.com/office/word/2010/wordprocessingInk" xmlns:wne="http://schemas.microsoft.com/office/word/2006/wordml" xmlns:wps="http://schemas.microsoft.com/office/word/2010/wordprocessingShape" mc:Ignorable="w14 w15 w16se w16cid w16 w16cex w16sdtdh w16sdtfl w16du wp14">
   <w:body>
     <w:p>
       <w:pPr>
-        <w:spacing w:before="120"/>
-        <w:rPr>
-          <w:rFonts w:ascii="Arial" w:hAnsi="Arial" w:cs="Arial"/>
+        <w:pStyle w:val="Ttulo1"/>
+        <w:spacing w:after="120"/>
+        <w:rPr>
           <w:b/>
           <w:bCs/>
         </w:rPr>
       </w:pPr>
       <w:r>
         <w:rPr>
-          <w:rFonts w:ascii="Arial" w:hAnsi="Arial" w:cs="Arial"/>
-          <w:sz w:val="28"/>
-          <w:szCs w:val="28"/>
-          <w:u w:val="single"/>
+          <w:b/>
+          <w:bCs/>
         </w:rPr>
         <w:t>PURIFICAÇÃO</w:t>
       </w:r>
     </w:p>
     <w:p>
       <w:pPr>
-        <w:spacing w:before="120"/>
-        <w:rPr>
-          <w:rFonts w:ascii="Arial" w:hAnsi="Arial" w:cs="Arial"/>
+        <w:spacing w:after="120"/>
+        <w:rPr>
           <w:iCs/>
         </w:rPr>
       </w:pPr>
       <w:r>
         <w:rPr>
-          <w:rFonts w:ascii="Arial" w:hAnsi="Arial" w:cs="Arial"/>
           <w:iCs/>
         </w:rPr>
         <w:t xml:space="preserve">Venho à Tua casa, meu Senhor </w:t>
+      </w:r>
+      <w:r>
+        <w:rPr>
+          <w:iCs/>
+        </w:rPr>
+        <w:br/>
+      </w:r>
+      <w:r>
+        <w:rPr>
+          <w:iCs/>
+        </w:rPr>
+        <w:t>Entro em Teus átrios com temor</w:t>
+      </w:r>
+      <w:r>
+        <w:rPr>
+          <w:iCs/>
+        </w:rPr>
+        <w:br/>
+      </w:r>
+      <w:r>
+        <w:rPr>
+          <w:iCs/>
+        </w:rPr>
+        <w:t xml:space="preserve">Preciso tanto compreender por que razão </w:t>
+      </w:r>
+      <w:r>
+        <w:rPr>
+          <w:iCs/>
+        </w:rPr>
+        <w:br/>
+      </w:r>
+      <w:r>
+        <w:rPr>
+          <w:iCs/>
+        </w:rPr>
+        <w:t>Desejas ter meu coração</w:t>
+      </w:r>
+      <w:r>
+        <w:rPr>
+          <w:iCs/>
+        </w:rPr>
+        <w:br/>
+      </w:r>
+      <w:r>
+        <w:rPr>
+          <w:iCs/>
+        </w:rPr>
+        <w:t xml:space="preserve">Chego à Tua casa sem saber </w:t>
+      </w:r>
+      <w:r>
+        <w:rPr>
+          <w:iCs/>
+        </w:rPr>
+        <w:br/>
+      </w:r>
+      <w:r>
+        <w:rPr>
+          <w:iCs/>
+        </w:rPr>
+        <w:t>Se hás de aceitar meu bem querer</w:t>
+      </w:r>
+      <w:r>
+        <w:rPr>
+          <w:iCs/>
+        </w:rPr>
+        <w:br/>
+      </w:r>
+      <w:r>
+        <w:rPr>
+          <w:iCs/>
+        </w:rPr>
+        <w:t>Pois de conflitos e pecados meu cantar, Macularia Teu altar.</w:t>
       </w:r>
     </w:p>
     <w:p>
       <w:pPr>
-        <w:rPr>
-          <w:rFonts w:ascii="Arial" w:hAnsi="Arial" w:cs="Arial"/>
+        <w:spacing w:after="120"/>
+        <w:rPr>
           <w:iCs/>
         </w:rPr>
       </w:pPr>
       <w:r>
         <w:rPr>
-          <w:rFonts w:ascii="Arial" w:hAnsi="Arial" w:cs="Arial"/>
-          <w:iCs/>
-        </w:rPr>
-        <w:t>E</w:t>
-      </w:r>
-      <w:r>
-        <w:rPr>
-          <w:rFonts w:ascii="Arial" w:hAnsi="Arial" w:cs="Arial"/>
-          <w:iCs/>
-        </w:rPr>
-        <w:t>ntro em Teus átrios com temor</w:t>
+          <w:iCs/>
+        </w:rPr>
+        <w:t xml:space="preserve">Ah, meu Senhor, faz meu louvor </w:t>
+      </w:r>
+      <w:r>
+        <w:rPr>
+          <w:iCs/>
+        </w:rPr>
+        <w:br/>
+      </w:r>
+      <w:r>
+        <w:rPr>
+          <w:iCs/>
+        </w:rPr>
+        <w:t>Purificar-se em Teu altar, em Teu altar,</w:t>
+      </w:r>
+      <w:r>
+        <w:rPr>
+          <w:iCs/>
+        </w:rPr>
+        <w:br/>
+      </w:r>
+      <w:r>
+        <w:rPr>
+          <w:iCs/>
+        </w:rPr>
+        <w:t>Separa a dor da acusação</w:t>
+      </w:r>
+      <w:r>
+        <w:rPr>
+          <w:iCs/>
+        </w:rPr>
+        <w:br/>
+      </w:r>
+      <w:r>
+        <w:rPr>
+          <w:iCs/>
+        </w:rPr>
+        <w:t>Liberta-me com Teu perdão, com Teu perdão</w:t>
+      </w:r>
+      <w:r>
+        <w:rPr>
+          <w:iCs/>
+        </w:rPr>
+        <w:br/>
+      </w:r>
+      <w:r>
+        <w:rPr>
+          <w:iCs/>
+        </w:rPr>
+        <w:t>Liberta a minha adoração, adoração</w:t>
       </w:r>
     </w:p>
     <w:p>
       <w:pPr>
-        <w:rPr>
-          <w:rFonts w:ascii="Arial" w:hAnsi="Arial" w:cs="Arial"/>
+        <w:spacing w:after="120"/>
+        <w:rPr>
           <w:iCs/>
         </w:rPr>
       </w:pPr>
       <w:r>
         <w:rPr>
-          <w:rFonts w:ascii="Arial" w:hAnsi="Arial" w:cs="Arial"/>
-          <w:iCs/>
-        </w:rPr>
-        <w:t xml:space="preserve">Preciso tanto compreender por que razão </w:t>
+          <w:iCs/>
+        </w:rPr>
+        <w:t xml:space="preserve">Trago-Te um culto racional </w:t>
+      </w:r>
+      <w:r>
+        <w:rPr>
+          <w:iCs/>
+        </w:rPr>
+        <w:br/>
+      </w:r>
+      <w:r>
+        <w:rPr>
+          <w:iCs/>
+        </w:rPr>
+        <w:t>De corpo inteiro, integral</w:t>
+      </w:r>
+      <w:r>
+        <w:rPr>
+          <w:iCs/>
+        </w:rPr>
+        <w:br/>
+      </w:r>
+      <w:r>
+        <w:rPr>
+          <w:iCs/>
+        </w:rPr>
+        <w:t xml:space="preserve">Com sacrifício vivo, santo e passional </w:t>
+      </w:r>
+      <w:r>
+        <w:rPr>
+          <w:iCs/>
+        </w:rPr>
+        <w:br/>
+      </w:r>
+      <w:r>
+        <w:rPr>
+          <w:iCs/>
+        </w:rPr>
+        <w:t>Ações de graça e contrição</w:t>
+      </w:r>
+      <w:r>
+        <w:rPr>
+          <w:iCs/>
+        </w:rPr>
+        <w:br/>
+      </w:r>
+      <w:r>
+        <w:rPr>
+          <w:iCs/>
+        </w:rPr>
+        <w:t xml:space="preserve">Se me julgares, meu Senhor, </w:t>
+      </w:r>
+      <w:r>
+        <w:rPr>
+          <w:iCs/>
+        </w:rPr>
+        <w:br/>
+      </w:r>
+      <w:r>
+        <w:rPr>
+          <w:iCs/>
+        </w:rPr>
+        <w:t>Nada direi em meu favor</w:t>
+      </w:r>
+      <w:r>
+        <w:rPr>
+          <w:iCs/>
+        </w:rPr>
+        <w:br/>
+      </w:r>
+      <w:r>
+        <w:rPr>
+          <w:iCs/>
+        </w:rPr>
+        <w:t xml:space="preserve">Pois, sei se nada em minha vida restaurar, </w:t>
+      </w:r>
+      <w:r>
+        <w:rPr>
+          <w:iCs/>
+        </w:rPr>
+        <w:br/>
+      </w:r>
+      <w:r>
+        <w:rPr>
+          <w:iCs/>
+        </w:rPr>
+        <w:t xml:space="preserve">A casa em terra cairá, </w:t>
       </w:r>
     </w:p>
     <w:p>
       <w:pPr>
-        <w:rPr>
-          <w:rFonts w:ascii="Arial" w:hAnsi="Arial" w:cs="Arial"/>
+        <w:spacing w:after="120"/>
+        <w:rPr>
           <w:iCs/>
         </w:rPr>
       </w:pPr>
-      <w:r>
-        <w:rPr>
-          <w:rFonts w:ascii="Arial" w:hAnsi="Arial" w:cs="Arial"/>
-          <w:iCs/>
-        </w:rPr>
-        <w:t>D</w:t>
-      </w:r>
-      <w:r>
-        <w:rPr>
-          <w:rFonts w:ascii="Arial" w:hAnsi="Arial" w:cs="Arial"/>
-          <w:iCs/>
-        </w:rPr>
-        <w:t>esejas ter meu coração</w:t>
+      <w:proofErr w:type="spellStart"/>
+      <w:proofErr w:type="gramStart"/>
+      <w:r>
+        <w:rPr>
+          <w:iCs/>
+        </w:rPr>
+        <w:t>Trás</w:t>
+      </w:r>
+      <w:proofErr w:type="spellEnd"/>
+      <w:proofErr w:type="gramEnd"/>
+      <w:r>
+        <w:rPr>
+          <w:iCs/>
+        </w:rPr>
+        <w:t xml:space="preserve"> meu Senhor, transformação </w:t>
+      </w:r>
+      <w:r>
+        <w:rPr>
+          <w:iCs/>
+        </w:rPr>
+        <w:br/>
+      </w:r>
+      <w:r>
+        <w:rPr>
+          <w:iCs/>
+        </w:rPr>
+        <w:t>Aceita a minha adoração, adoração</w:t>
+      </w:r>
+      <w:r>
+        <w:rPr>
+          <w:iCs/>
+        </w:rPr>
+        <w:br/>
+      </w:r>
+      <w:r>
+        <w:rPr>
+          <w:iCs/>
+        </w:rPr>
+        <w:t xml:space="preserve">Dá-me o ardor da devoção, </w:t>
+      </w:r>
+      <w:r>
+        <w:rPr>
+          <w:iCs/>
+        </w:rPr>
+        <w:br/>
+      </w:r>
+      <w:r>
+        <w:rPr>
+          <w:iCs/>
+        </w:rPr>
+        <w:t xml:space="preserve">Dá-me em Tua casa o Teu favor, o Teu favor, </w:t>
+      </w:r>
+      <w:r>
+        <w:rPr>
+          <w:iCs/>
+        </w:rPr>
+        <w:br/>
+      </w:r>
+      <w:r>
+        <w:rPr>
+          <w:iCs/>
+        </w:rPr>
+        <w:t>Recebe um pobre pecador, um pecador</w:t>
+      </w:r>
+      <w:r>
+        <w:rPr>
+          <w:iCs/>
+        </w:rPr>
+        <w:t xml:space="preserve"> </w:t>
+      </w:r>
+      <w:r>
+        <w:rPr>
+          <w:b/>
+          <w:bCs/>
+          <w:iCs/>
+        </w:rPr>
+        <w:t>[</w:t>
+      </w:r>
+      <w:r>
+        <w:rPr>
+          <w:b/>
+          <w:bCs/>
+          <w:iCs/>
+        </w:rPr>
+        <w:t>2</w:t>
+      </w:r>
+      <w:r>
+        <w:rPr>
+          <w:b/>
+          <w:bCs/>
+          <w:iCs/>
+        </w:rPr>
+        <w:t xml:space="preserve"> </w:t>
+      </w:r>
+      <w:r>
+        <w:rPr>
+          <w:b/>
+          <w:bCs/>
+          <w:iCs/>
+        </w:rPr>
+        <w:t>X</w:t>
+      </w:r>
+      <w:r>
+        <w:rPr>
+          <w:b/>
+          <w:bCs/>
+          <w:iCs/>
+        </w:rPr>
+        <w:t>]</w:t>
       </w:r>
     </w:p>
-    <w:p>
-      <w:pPr>
-        <w:rPr>
-          <w:rFonts w:ascii="Arial" w:hAnsi="Arial" w:cs="Arial"/>
-          <w:iCs/>
-        </w:rPr>
-      </w:pPr>
-      <w:r>
-        <w:rPr>
-          <w:rFonts w:ascii="Arial" w:hAnsi="Arial" w:cs="Arial"/>
-          <w:iCs/>
-        </w:rPr>
-        <w:t xml:space="preserve">Chego à Tua casa sem saber </w:t>
-      </w:r>
-    </w:p>
-    <w:p>
-      <w:pPr>
-        <w:rPr>
-          <w:rFonts w:ascii="Arial" w:hAnsi="Arial" w:cs="Arial"/>
-          <w:iCs/>
-        </w:rPr>
-      </w:pPr>
-      <w:r>
-        <w:rPr>
-          <w:rFonts w:ascii="Arial" w:hAnsi="Arial" w:cs="Arial"/>
-          <w:iCs/>
-        </w:rPr>
-        <w:t>S</w:t>
-      </w:r>
-      <w:r>
-        <w:rPr>
-          <w:rFonts w:ascii="Arial" w:hAnsi="Arial" w:cs="Arial"/>
-          <w:iCs/>
-        </w:rPr>
-        <w:t>e hás de aceitar meu bem querer</w:t>
-      </w:r>
-    </w:p>
-    <w:p>
-      <w:pPr>
-        <w:rPr>
-          <w:rFonts w:ascii="Arial" w:hAnsi="Arial" w:cs="Arial"/>
-          <w:iCs/>
-        </w:rPr>
-      </w:pPr>
-      <w:r>
-        <w:rPr>
-          <w:rFonts w:ascii="Arial" w:hAnsi="Arial" w:cs="Arial"/>
-          <w:iCs/>
-        </w:rPr>
-        <w:t xml:space="preserve">Pois de conflitos e pecados meu cantar, </w:t>
-      </w:r>
-      <w:r>
-        <w:rPr>
-          <w:rFonts w:ascii="Arial" w:hAnsi="Arial" w:cs="Arial"/>
-          <w:iCs/>
-        </w:rPr>
-        <w:t>M</w:t>
-      </w:r>
-      <w:r>
-        <w:rPr>
-          <w:rFonts w:ascii="Arial" w:hAnsi="Arial" w:cs="Arial"/>
-          <w:iCs/>
-        </w:rPr>
-        <w:t>acularia Teu altar.</w:t>
-      </w:r>
-    </w:p>
-    <w:p>
-      <w:pPr>
-        <w:spacing w:before="120"/>
-        <w:rPr>
-          <w:rFonts w:ascii="Arial" w:hAnsi="Arial" w:cs="Arial"/>
-          <w:iCs/>
-        </w:rPr>
-      </w:pPr>
-      <w:r>
-        <w:rPr>
-          <w:rFonts w:ascii="Arial" w:hAnsi="Arial" w:cs="Arial"/>
-          <w:iCs/>
-        </w:rPr>
-        <w:t xml:space="preserve">Ah, meu Senhor, faz meu louvor </w:t>
-      </w:r>
-    </w:p>
-    <w:p>
-      <w:pPr>
-        <w:rPr>
-          <w:rFonts w:ascii="Arial" w:hAnsi="Arial" w:cs="Arial"/>
-          <w:iCs/>
-        </w:rPr>
-      </w:pPr>
-      <w:r>
-        <w:rPr>
-          <w:rFonts w:ascii="Arial" w:hAnsi="Arial" w:cs="Arial"/>
-          <w:iCs/>
-        </w:rPr>
-        <w:t>P</w:t>
-      </w:r>
-      <w:r>
-        <w:rPr>
-          <w:rFonts w:ascii="Arial" w:hAnsi="Arial" w:cs="Arial"/>
-          <w:iCs/>
-        </w:rPr>
-        <w:t>urificar-se em Teu altar,</w:t>
-      </w:r>
-      <w:r>
-        <w:rPr>
-          <w:rFonts w:ascii="Arial" w:hAnsi="Arial" w:cs="Arial"/>
-          <w:iCs/>
-        </w:rPr>
-        <w:t xml:space="preserve"> e</w:t>
-      </w:r>
-      <w:r>
-        <w:rPr>
-          <w:rFonts w:ascii="Arial" w:hAnsi="Arial" w:cs="Arial"/>
-          <w:iCs/>
-        </w:rPr>
-        <w:t>m Teu altar,</w:t>
-      </w:r>
-    </w:p>
-    <w:p>
-      <w:pPr>
-        <w:rPr>
-          <w:rFonts w:ascii="Arial" w:hAnsi="Arial" w:cs="Arial"/>
-          <w:iCs/>
-        </w:rPr>
-      </w:pPr>
-      <w:r>
-        <w:rPr>
-          <w:rFonts w:ascii="Arial" w:hAnsi="Arial" w:cs="Arial"/>
-          <w:iCs/>
-        </w:rPr>
-        <w:t>S</w:t>
-      </w:r>
-      <w:r>
-        <w:rPr>
-          <w:rFonts w:ascii="Arial" w:hAnsi="Arial" w:cs="Arial"/>
-          <w:iCs/>
-        </w:rPr>
-        <w:t>epara a dor da acusação</w:t>
-      </w:r>
-    </w:p>
-    <w:p>
-      <w:pPr>
-        <w:rPr>
-          <w:rFonts w:ascii="Arial" w:hAnsi="Arial" w:cs="Arial"/>
-          <w:iCs/>
-        </w:rPr>
-      </w:pPr>
-      <w:r>
-        <w:rPr>
-          <w:rFonts w:ascii="Arial" w:hAnsi="Arial" w:cs="Arial"/>
-          <w:iCs/>
-        </w:rPr>
-        <w:t>Liberta-me com Teu perdão, com Teu perdão</w:t>
-      </w:r>
-    </w:p>
-    <w:p>
-      <w:pPr>
-        <w:rPr>
-          <w:rFonts w:ascii="Arial" w:hAnsi="Arial" w:cs="Arial"/>
-          <w:iCs/>
-        </w:rPr>
-      </w:pPr>
-      <w:r>
-        <w:rPr>
-          <w:rFonts w:ascii="Arial" w:hAnsi="Arial" w:cs="Arial"/>
-          <w:iCs/>
-        </w:rPr>
-        <w:t>Liberta a minha adoração, adoração</w:t>
-      </w:r>
-    </w:p>
-    <w:p>
-      <w:pPr>
-        <w:spacing w:before="120"/>
-        <w:rPr>
-          <w:rFonts w:ascii="Arial" w:hAnsi="Arial" w:cs="Arial"/>
-          <w:iCs/>
-        </w:rPr>
-      </w:pPr>
-      <w:r>
-        <w:rPr>
-          <w:rFonts w:ascii="Arial" w:hAnsi="Arial" w:cs="Arial"/>
-          <w:iCs/>
-        </w:rPr>
-        <w:t xml:space="preserve">Trago-Te um culto racional </w:t>
-      </w:r>
-    </w:p>
-    <w:p>
-      <w:pPr>
-        <w:rPr>
-          <w:rFonts w:ascii="Arial" w:hAnsi="Arial" w:cs="Arial"/>
-          <w:iCs/>
-        </w:rPr>
-      </w:pPr>
-      <w:r>
-        <w:rPr>
-          <w:rFonts w:ascii="Arial" w:hAnsi="Arial" w:cs="Arial"/>
-          <w:iCs/>
-        </w:rPr>
-        <w:t>D</w:t>
-      </w:r>
-      <w:r>
-        <w:rPr>
-          <w:rFonts w:ascii="Arial" w:hAnsi="Arial" w:cs="Arial"/>
-          <w:iCs/>
-        </w:rPr>
-        <w:t>e corpo inteiro, integral</w:t>
-      </w:r>
-    </w:p>
-    <w:p>
-      <w:pPr>
-        <w:rPr>
-          <w:rFonts w:ascii="Arial" w:hAnsi="Arial" w:cs="Arial"/>
-          <w:iCs/>
-        </w:rPr>
-      </w:pPr>
-      <w:r>
-        <w:rPr>
-          <w:rFonts w:ascii="Arial" w:hAnsi="Arial" w:cs="Arial"/>
-          <w:iCs/>
-        </w:rPr>
-        <w:t xml:space="preserve">Com sacrifício vivo, santo e passional </w:t>
-      </w:r>
-    </w:p>
-    <w:p>
-      <w:pPr>
-        <w:rPr>
-          <w:rFonts w:ascii="Arial" w:hAnsi="Arial" w:cs="Arial"/>
-          <w:iCs/>
-        </w:rPr>
-      </w:pPr>
-      <w:r>
-        <w:rPr>
-          <w:rFonts w:ascii="Arial" w:hAnsi="Arial" w:cs="Arial"/>
-          <w:iCs/>
-        </w:rPr>
-        <w:t>A</w:t>
-      </w:r>
-      <w:r>
-        <w:rPr>
-          <w:rFonts w:ascii="Arial" w:hAnsi="Arial" w:cs="Arial"/>
-          <w:iCs/>
-        </w:rPr>
-        <w:t>ções de graça e contrição</w:t>
-      </w:r>
-    </w:p>
-    <w:p>
-      <w:pPr>
-        <w:rPr>
-          <w:rFonts w:ascii="Arial" w:hAnsi="Arial" w:cs="Arial"/>
-          <w:iCs/>
-        </w:rPr>
-      </w:pPr>
-      <w:r>
-        <w:rPr>
-          <w:rFonts w:ascii="Arial" w:hAnsi="Arial" w:cs="Arial"/>
-          <w:iCs/>
-        </w:rPr>
-        <w:t xml:space="preserve">Se me julgares, meu Senhor, </w:t>
-      </w:r>
-    </w:p>
-    <w:p>
-      <w:pPr>
-        <w:rPr>
-          <w:rFonts w:ascii="Arial" w:hAnsi="Arial" w:cs="Arial"/>
-          <w:iCs/>
-        </w:rPr>
-      </w:pPr>
-      <w:r>
-        <w:rPr>
-          <w:rFonts w:ascii="Arial" w:hAnsi="Arial" w:cs="Arial"/>
-          <w:iCs/>
-        </w:rPr>
-        <w:t>N</w:t>
-      </w:r>
-      <w:r>
-        <w:rPr>
-          <w:rFonts w:ascii="Arial" w:hAnsi="Arial" w:cs="Arial"/>
-          <w:iCs/>
-        </w:rPr>
-        <w:t>ada direi em meu favor</w:t>
-      </w:r>
-    </w:p>
-    <w:p>
-      <w:pPr>
-        <w:rPr>
-          <w:rFonts w:ascii="Arial" w:hAnsi="Arial" w:cs="Arial"/>
-          <w:iCs/>
-        </w:rPr>
-      </w:pPr>
-      <w:r>
-        <w:rPr>
-          <w:rFonts w:ascii="Arial" w:hAnsi="Arial" w:cs="Arial"/>
-          <w:iCs/>
-        </w:rPr>
-        <w:t xml:space="preserve">Pois, sei se nada em minha vida restaurar, </w:t>
-      </w:r>
-    </w:p>
-    <w:p>
-      <w:pPr>
-        <w:rPr>
-          <w:rFonts w:ascii="Arial" w:hAnsi="Arial" w:cs="Arial"/>
-          <w:iCs/>
-        </w:rPr>
-      </w:pPr>
-      <w:r>
-        <w:rPr>
-          <w:rFonts w:ascii="Arial" w:hAnsi="Arial" w:cs="Arial"/>
-          <w:iCs/>
-        </w:rPr>
-        <w:t>A</w:t>
-      </w:r>
-      <w:r>
-        <w:rPr>
-          <w:rFonts w:ascii="Arial" w:hAnsi="Arial" w:cs="Arial"/>
-          <w:iCs/>
-        </w:rPr>
-        <w:t xml:space="preserve"> casa em terra cairá, </w:t>
-      </w:r>
-    </w:p>
-    <w:p>
-      <w:pPr>
-        <w:spacing w:before="120"/>
-        <w:rPr>
-          <w:rFonts w:ascii="Arial" w:hAnsi="Arial" w:cs="Arial"/>
-          <w:iCs/>
-        </w:rPr>
-      </w:pPr>
-      <w:r>
-        <w:rPr>
-          <w:rFonts w:ascii="Arial" w:hAnsi="Arial" w:cs="Arial"/>
-          <w:iCs/>
-        </w:rPr>
-        <w:t xml:space="preserve">Trás meu Senhor, transformação </w:t>
-      </w:r>
-    </w:p>
-    <w:p>
-      <w:pPr>
-        <w:rPr>
-          <w:rFonts w:ascii="Arial" w:hAnsi="Arial" w:cs="Arial"/>
-          <w:iCs/>
-        </w:rPr>
-      </w:pPr>
-      <w:r>
-        <w:rPr>
-          <w:rFonts w:ascii="Arial" w:hAnsi="Arial" w:cs="Arial"/>
-          <w:iCs/>
-        </w:rPr>
-        <w:t>A</w:t>
-      </w:r>
-      <w:r>
-        <w:rPr>
-          <w:rFonts w:ascii="Arial" w:hAnsi="Arial" w:cs="Arial"/>
-          <w:iCs/>
-        </w:rPr>
-        <w:t>ceita a minha adoração, adoração</w:t>
-      </w:r>
-    </w:p>
-    <w:p>
-      <w:pPr>
-        <w:rPr>
-          <w:rFonts w:ascii="Arial" w:hAnsi="Arial" w:cs="Arial"/>
-          <w:iCs/>
-        </w:rPr>
-      </w:pPr>
-      <w:r>
-        <w:rPr>
-          <w:rFonts w:ascii="Arial" w:hAnsi="Arial" w:cs="Arial"/>
-          <w:iCs/>
-        </w:rPr>
-        <w:t xml:space="preserve">Dá-me o ardor da devoção, </w:t>
-      </w:r>
-    </w:p>
-    <w:p>
-      <w:pPr>
-        <w:rPr>
-          <w:rFonts w:ascii="Arial" w:hAnsi="Arial" w:cs="Arial"/>
-          <w:iCs/>
-        </w:rPr>
-      </w:pPr>
-      <w:r>
-        <w:rPr>
-          <w:rFonts w:ascii="Arial" w:hAnsi="Arial" w:cs="Arial"/>
-          <w:iCs/>
-        </w:rPr>
-        <w:t>D</w:t>
-      </w:r>
-      <w:r>
-        <w:rPr>
-          <w:rFonts w:ascii="Arial" w:hAnsi="Arial" w:cs="Arial"/>
-          <w:iCs/>
-        </w:rPr>
-        <w:t xml:space="preserve">á-me em Tua casa o Teu favor, </w:t>
-      </w:r>
-      <w:r>
-        <w:rPr>
-          <w:rFonts w:ascii="Arial" w:hAnsi="Arial" w:cs="Arial"/>
-          <w:iCs/>
-        </w:rPr>
-        <w:t>o</w:t>
-      </w:r>
-      <w:r>
-        <w:rPr>
-          <w:rFonts w:ascii="Arial" w:hAnsi="Arial" w:cs="Arial"/>
-          <w:iCs/>
-        </w:rPr>
-        <w:t xml:space="preserve"> Teu favor, </w:t>
-      </w:r>
-    </w:p>
-    <w:p>
-      <w:pPr>
-        <w:rPr>
-          <w:rFonts w:ascii="Arial" w:hAnsi="Arial" w:cs="Arial"/>
-          <w:iCs/>
-        </w:rPr>
-      </w:pPr>
-      <w:r>
-        <w:rPr>
-          <w:rFonts w:ascii="Arial" w:hAnsi="Arial" w:cs="Arial"/>
-          <w:iCs/>
-        </w:rPr>
-        <w:t>R</w:t>
-      </w:r>
-      <w:r>
-        <w:rPr>
-          <w:rFonts w:ascii="Arial" w:hAnsi="Arial" w:cs="Arial"/>
-          <w:iCs/>
-        </w:rPr>
-        <w:t>ecebe um pobre pecador, um pecador</w:t>
-      </w:r>
-      <w:r>
-        <w:rPr>
-          <w:rFonts w:ascii="Arial" w:hAnsi="Arial" w:cs="Arial"/>
-          <w:iCs/>
-        </w:rPr>
-        <w:t xml:space="preserve"> (2X)</w:t>
-      </w:r>
-      <w:bookmarkStart w:id="0" w:name="_GoBack"/>
-      <w:bookmarkEnd w:id="0"/>
-    </w:p>
-    <w:p/>
     <w:sectPr>
       <w:pgSz w:w="11906" w:h="16838"/>
       <w:pgMar w:top="1417" w:right="1701" w:bottom="1417" w:left="1701" w:header="708" w:footer="708" w:gutter="0"/>
@@ -547,7 +394,7 @@
 </file>
 
 <file path=word/styles.xml><?xml version="1.0" encoding="utf-8"?>
-<w:styles xmlns:mc="http://schemas.openxmlformats.org/markup-compatibility/2006" xmlns:r="http://schemas.openxmlformats.org/officeDocument/2006/relationships" xmlns:w="http://schemas.openxmlformats.org/wordprocessingml/2006/main" xmlns:w14="http://schemas.microsoft.com/office/word/2010/wordml" xmlns:w15="http://schemas.microsoft.com/office/word/2012/wordml" xmlns:w16cid="http://schemas.microsoft.com/office/word/2016/wordml/cid" xmlns:w16se="http://schemas.microsoft.com/office/word/2015/wordml/symex" mc:Ignorable="w14 w15 w16se w16cid">
+<w:styles xmlns:mc="http://schemas.openxmlformats.org/markup-compatibility/2006" xmlns:r="http://schemas.openxmlformats.org/officeDocument/2006/relationships" xmlns:w="http://schemas.openxmlformats.org/wordprocessingml/2006/main" xmlns:w14="http://schemas.microsoft.com/office/word/2010/wordml" xmlns:w15="http://schemas.microsoft.com/office/word/2012/wordml" xmlns:w16cex="http://schemas.microsoft.com/office/word/2018/wordml/cex" xmlns:w16cid="http://schemas.microsoft.com/office/word/2016/wordml/cid" xmlns:w16="http://schemas.microsoft.com/office/word/2018/wordml" xmlns:w16du="http://schemas.microsoft.com/office/word/2023/wordml/word16du" xmlns:w16sdtdh="http://schemas.microsoft.com/office/word/2020/wordml/sdtdatahash" xmlns:w16sdtfl="http://schemas.microsoft.com/office/word/2024/wordml/sdtformatlock" xmlns:w16se="http://schemas.microsoft.com/office/word/2015/wordml/symex" mc:Ignorable="w14 w15 w16se w16cid w16 w16cex w16sdtdh w16sdtfl w16du">
   <w:docDefaults>
     <w:rPrDefault>
       <w:rPr>
@@ -565,7 +412,7 @@
       </w:pPr>
     </w:pPrDefault>
   </w:docDefaults>
-  <w:latentStyles w:defLockedState="0" w:defUIPriority="99" w:defSemiHidden="0" w:defUnhideWhenUsed="0" w:defQFormat="0" w:count="375">
+  <w:latentStyles w:defLockedState="0" w:defUIPriority="99" w:defSemiHidden="0" w:defUnhideWhenUsed="0" w:defQFormat="0" w:count="376">
     <w:lsdException w:name="Normal" w:uiPriority="0" w:qFormat="1"/>
     <w:lsdException w:name="heading 1" w:uiPriority="9" w:qFormat="1"/>
     <w:lsdException w:name="heading 2" w:semiHidden="1" w:uiPriority="9" w:unhideWhenUsed="1" w:qFormat="1"/>
@@ -941,6 +788,7 @@
     <w:lsdException w:name="Smart Hyperlink" w:semiHidden="1" w:unhideWhenUsed="1"/>
     <w:lsdException w:name="Hashtag" w:semiHidden="1" w:unhideWhenUsed="1"/>
     <w:lsdException w:name="Unresolved Mention" w:semiHidden="1" w:unhideWhenUsed="1"/>
+    <w:lsdException w:name="Smart Link" w:semiHidden="1" w:unhideWhenUsed="1"/>
   </w:latentStyles>
   <w:style w:type="paragraph" w:default="1" w:styleId="Normal">
     <w:name w:val="Normal"/>
@@ -956,6 +804,27 @@
       <w:szCs w:val="24"/>
       <w:lang w:eastAsia="pt-BR"/>
       <w14:ligatures w14:val="none"/>
+    </w:rPr>
+  </w:style>
+  <w:style w:type="paragraph" w:styleId="Ttulo1">
+    <w:name w:val="heading 1"/>
+    <w:basedOn w:val="Normal"/>
+    <w:next w:val="Normal"/>
+    <w:link w:val="Ttulo1Char"/>
+    <w:uiPriority w:val="9"/>
+    <w:qFormat/>
+    <w:rsid w:val="00F2293E"/>
+    <w:pPr>
+      <w:keepNext/>
+      <w:keepLines/>
+      <w:spacing w:before="240"/>
+      <w:outlineLvl w:val="0"/>
+    </w:pPr>
+    <w:rPr>
+      <w:rFonts w:asciiTheme="majorHAnsi" w:eastAsiaTheme="majorEastAsia" w:hAnsiTheme="majorHAnsi" w:cstheme="majorBidi"/>
+      <w:color w:val="2F5496" w:themeColor="accent1" w:themeShade="BF"/>
+      <w:sz w:val="32"/>
+      <w:szCs w:val="32"/>
     </w:rPr>
   </w:style>
   <w:style w:type="character" w:default="1" w:styleId="Fontepargpadro">
@@ -984,6 +853,22 @@
     <w:uiPriority w:val="99"/>
     <w:semiHidden/>
     <w:unhideWhenUsed/>
+  </w:style>
+  <w:style w:type="character" w:customStyle="1" w:styleId="Ttulo1Char">
+    <w:name w:val="Título 1 Char"/>
+    <w:basedOn w:val="Fontepargpadro"/>
+    <w:link w:val="Ttulo1"/>
+    <w:uiPriority w:val="9"/>
+    <w:rsid w:val="00F2293E"/>
+    <w:rPr>
+      <w:rFonts w:asciiTheme="majorHAnsi" w:eastAsiaTheme="majorEastAsia" w:hAnsiTheme="majorHAnsi" w:cstheme="majorBidi"/>
+      <w:color w:val="2F5496" w:themeColor="accent1" w:themeShade="BF"/>
+      <w:kern w:val="0"/>
+      <w:sz w:val="32"/>
+      <w:szCs w:val="32"/>
+      <w:lang w:eastAsia="pt-BR"/>
+      <w14:ligatures w14:val="none"/>
+    </w:rPr>
   </w:style>
 </w:styles>
 </file>
